--- a/Dataset/generated_documents/inspection/INS_EVT-028.docx
+++ b/Dataset/generated_documents/inspection/INS_EVT-028.docx
@@ -37,7 +37,7 @@
           <w:b/>
           <w:sz w:val="32"/>
         </w:rPr>
-        <w:t>Preventive Inspection Report</w:t>
+        <w:t>Equipment Condition Inspection</w:t>
       </w:r>
     </w:p>
     <w:p/>
@@ -77,7 +77,7 @@
           </w:tcPr>
           <w:p>
             <w:r>
-              <w:t>DB55E098</w:t>
+              <w:t>48501853</w:t>
             </w:r>
           </w:p>
         </w:tc>
@@ -209,7 +209,7 @@
           </w:tcPr>
           <w:p>
             <w:r>
-              <w:t>14-Jul-2026 22:50</w:t>
+              <w:t>15-Jul-2026 13:05</w:t>
             </w:r>
           </w:p>
         </w:tc>
@@ -619,9 +619,9 @@
     <w:p>
       <w:r>
         <w:br/>
-        <w:t>Preventive inspection performed before</w:t>
+        <w:t>Inspection initiated following an operational</w:t>
         <w:br/>
-        <w:t>scheduled maintenance shutdown.</w:t>
+        <w:t>complaint from Quality.</w:t>
         <w:br/>
       </w:r>
     </w:p>
@@ -636,17 +636,15 @@
     <w:p>
       <w:r>
         <w:br/>
-        <w:t>Minor abnormalities detected.</w:t>
+        <w:t>Equipment checked for vibration,</w:t>
+        <w:br/>
+        <w:t>temperature, leakage and alignment.</w:t>
         <w:br/>
         <w:br/>
-        <w:t>Priority :</w:t>
-        <w:br/>
-        <w:t>Low</w:t>
+        <w:t>Status :</w:t>
         <w:br/>
         <w:br/>
-        <w:t>Downtime :</w:t>
-        <w:br/>
-        <w:t>1 Hours</w:t>
+        <w:t>Closed</w:t>
         <w:br/>
       </w:r>
     </w:p>
@@ -661,10 +659,10 @@
     <w:p>
       <w:r>
         <w:br/>
-        <w:t>Inspection identified:</w:t>
+        <w:t>Inspector observed:</w:t>
         <w:br/>
         <w:br/>
-        <w:t>Calibration drift</w:t>
+        <w:t>Parameter deviation</w:t>
         <w:br/>
       </w:r>
     </w:p>
@@ -691,7 +689,7 @@
     </w:p>
     <w:p>
       <w:r>
-        <w:t>Further monitoring is recommended before closing the case.</w:t>
+        <w:t>Recommend OEM inspection during annual shutdown.</w:t>
       </w:r>
     </w:p>
     <w:p>
@@ -704,7 +702,7 @@
     </w:p>
     <w:p>
       <w:r>
-        <w:t>LOTO procedure was followed throughout maintenance.</w:t>
+        <w:t>All PPE requirements were complied with.</w:t>
       </w:r>
     </w:p>
     <w:p>
@@ -717,7 +715,7 @@
     </w:p>
     <w:p>
       <w:r>
-        <w:t>Dial Gauge</w:t>
+        <w:t>Grease Gun</w:t>
       </w:r>
     </w:p>
     <w:p>
@@ -725,7 +723,7 @@
         <w:pStyle w:val="Heading1"/>
       </w:pPr>
       <w:r>
-        <w:t>Maintenance Summary</w:t>
+        <w:t>Inspection Summary</w:t>
       </w:r>
     </w:p>
     <w:tbl>
@@ -983,7 +981,20 @@
         <w:pStyle w:val="Heading1"/>
       </w:pPr>
       <w:r>
-        <w:t>Maintenance Checklist</w:t>
+        <w:t>Root Cause</w:t>
+      </w:r>
+    </w:p>
+    <w:p>
+      <w:r>
+        <w:t>Calibration drift</w:t>
+      </w:r>
+    </w:p>
+    <w:p>
+      <w:pPr>
+        <w:pStyle w:val="Heading1"/>
+      </w:pPr>
+      <w:r>
+        <w:t>Inspection Checklist</w:t>
       </w:r>
     </w:p>
     <w:p>
@@ -1032,7 +1043,7 @@
     </w:p>
     <w:p>
       <w:r>
-        <w:t>Conduct thermography inspection next month.</w:t>
+        <w:t>Check lubrication schedule.</w:t>
       </w:r>
     </w:p>
     <w:p/>
